--- a/business/pitch_deck/ATOMiK_One_Pager.docx
+++ b/business/pitch_deck/ATOMiK_One_Pager.docx
@@ -497,6 +497,47 @@
             </w:pPr>
             <w:r>
               <w:t xml:space="preserve">current public proof image, captured from /dev/fb0</w:t>
+            </w:r>
+          </w:p>
+        </w:tc>
+      </w:tr>
+      <w:tr>
+        <w:tc>
+          <w:tcPr/>
+          <w:p>
+            <w:pPr>
+              <w:pStyle w:val="Compact"/>
+              <w:jc w:val="left"/>
+            </w:pPr>
+            <w:r>
+              <w:t xml:space="preserve">Live Workloads demo on AX7020</w:t>
+            </w:r>
+          </w:p>
+        </w:tc>
+        <w:tc>
+          <w:tcPr/>
+          <w:p>
+            <w:pPr>
+              <w:pStyle w:val="Compact"/>
+              <w:jc w:val="left"/>
+            </w:pPr>
+            <w:r>
+              <w:rPr>
+                <w:rStyle w:val="VerbatimChar"/>
+              </w:rPr>
+              <w:t xml:space="preserve">LIVE_MEASURED</w:t>
+            </w:r>
+          </w:p>
+        </w:tc>
+        <w:tc>
+          <w:tcPr/>
+          <w:p>
+            <w:pPr>
+              <w:pStyle w:val="Compact"/>
+              <w:jc w:val="left"/>
+            </w:pPr>
+            <w:r>
+              <w:t xml:space="preserve">first customer-facing workload demo on hardware: 800 Mevents/s @ 8 banks, byte-identical</w:t>
             </w:r>
           </w:p>
         </w:tc>
